--- a/hin/docx/36.content.docx
+++ b/hin/docx/36.content.docx
@@ -3773,18 +3773,12 @@
         </w:rPr>
         <w:t xml:space="preserve">सम्भवतः हारून के वंशज याजकों को सन्दर्भित करता है, जिन्हें इस्राएलियों को यहोवा की आराधना में अगुआई करना था। दुर्भाग्यवश, इस समय वे यहोवा की विश्वासपूर्वक सेवा नहीं कर रहे थे, जैसा कि सपन्याह </w:t>
       </w:r>
-      <w:hyperlink r:id="rId13">
-        <w:r>
-          <w:rPr>
-            <w:lang w:val="hi_IN" w:bidi="hi_IN"/>
-          </w:rPr>
-          <w:rPr>
-            <w:color w:val="0000EE"/>
-            <w:u w:val="single"/>
-          </w:rPr>
-          <w:t>3:4</w:t>
-        </w:r>
-      </w:hyperlink>
+      <w:r>
+        <w:rPr>
+          <w:lang w:val="hi_IN" w:bidi="hi_IN"/>
+        </w:rPr>
+        <w:t>3:4</w:t>
+      </w:r>
       <w:r>
         <w:rPr>
           <w:lang w:val="hi_IN" w:bidi="hi_IN"/>
@@ -10579,18 +10573,12 @@
         </w:rPr>
         <w:t>” (</w:t>
       </w:r>
-      <w:hyperlink r:id="rId14">
-        <w:r>
-          <w:rPr>
-            <w:lang w:val="hi_IN" w:bidi="hi_IN"/>
-          </w:rPr>
-          <w:rPr>
-            <w:color w:val="0000EE"/>
-            <w:u w:val="single"/>
-          </w:rPr>
-          <w:t>28:30</w:t>
-        </w:r>
-      </w:hyperlink>
+      <w:r>
+        <w:rPr>
+          <w:lang w:val="hi_IN" w:bidi="hi_IN"/>
+        </w:rPr>
+        <w:t>28:30</w:t>
+      </w:r>
       <w:r>
         <w:rPr>
           <w:lang w:val="hi_IN" w:bidi="hi_IN"/>
@@ -12432,18 +12420,12 @@
         </w:rPr>
         <w:t xml:space="preserve">यह यहोवा द्वारा इस्राएलियों को मिस्र छोड़ने के समय कही गई बात का एक और संकेत है, जैसा कि पद 13 में संकेत किया गया है। </w:t>
       </w:r>
-      <w:hyperlink r:id="rId15">
-        <w:r>
-          <w:rPr>
-            <w:lang w:val="hi_IN" w:bidi="hi_IN"/>
-          </w:rPr>
-          <w:rPr>
-            <w:color w:val="0000EE"/>
-            <w:u w:val="single"/>
-          </w:rPr>
-          <w:t>28:29</w:t>
-        </w:r>
-      </w:hyperlink>
+      <w:r>
+        <w:rPr>
+          <w:lang w:val="hi_IN" w:bidi="hi_IN"/>
+        </w:rPr>
+        <w:t>28:29</w:t>
+      </w:r>
       <w:r>
         <w:rPr>
           <w:lang w:val="hi_IN" w:bidi="hi_IN"/>
@@ -16122,18 +16104,12 @@
         </w:rPr>
         <w:t xml:space="preserve">ढें। यदि यह आपकी भाषा में अधिक स्पष्ट होगा, तो आप इसका अर्थ सीधे तौर पर बता सकते हैं। देखें कि आपने </w:t>
       </w:r>
-      <w:hyperlink r:id="rId16">
-        <w:r>
-          <w:rPr>
-            <w:lang w:val="hi_IN" w:bidi="hi_IN"/>
-          </w:rPr>
-          <w:rPr>
-            <w:color w:val="0000EE"/>
-            <w:u w:val="single"/>
-          </w:rPr>
-          <w:t>1:6</w:t>
-        </w:r>
-      </w:hyperlink>
+      <w:r>
+        <w:rPr>
+          <w:lang w:val="hi_IN" w:bidi="hi_IN"/>
+        </w:rPr>
+        <w:t>1:6</w:t>
+      </w:r>
       <w:r>
         <w:rPr>
           <w:lang w:val="hi_IN" w:bidi="hi_IN"/>
@@ -16400,18 +16376,12 @@
         </w:rPr>
         <w:t xml:space="preserve"> शब्द का अर्थ हो सकता है: (1) यहूदा की भूमि, क्योंकि सपन्याह एक विशेष “देश,” यहूदा का देश, को सम्बोधित कर रहे हैं, पद 1–3 में। वैकल्पिक अनुवाद: “सभी भूमि के नम्र लोग” या “सभी यहूदी जो स्वयं को नम्र करने के लिए तैयार हैं” (2) पूरा संसार, क्योंकि यही अर्थ </w:t>
       </w:r>
-      <w:hyperlink r:id="rId17">
-        <w:r>
-          <w:rPr>
-            <w:lang w:val="hi_IN" w:bidi="hi_IN"/>
-          </w:rPr>
-          <w:rPr>
-            <w:color w:val="0000EE"/>
-            <w:u w:val="single"/>
-          </w:rPr>
-          <w:t>1:18</w:t>
-        </w:r>
-      </w:hyperlink>
+      <w:r>
+        <w:rPr>
+          <w:lang w:val="hi_IN" w:bidi="hi_IN"/>
+        </w:rPr>
+        <w:t>1:18</w:t>
+      </w:r>
       <w:r>
         <w:rPr>
           <w:lang w:val="hi_IN" w:bidi="hi_IN"/>
@@ -16679,18 +16649,12 @@
         </w:rPr>
         <w:t xml:space="preserve"> की खोज करने या उन्हें देखने के लिए कह रहे हों। यदि आपकी भाषा में यह अधिक स्पष्ट होगा, तो आप अर्थ को सीधे तौर पर बता सकते हैं। इस छवि का अर्थ </w:t>
       </w:r>
-      <w:hyperlink r:id="rId16">
-        <w:r>
-          <w:rPr>
-            <w:lang w:val="hi_IN" w:bidi="hi_IN"/>
-          </w:rPr>
-          <w:rPr>
-            <w:color w:val="0000EE"/>
-            <w:u w:val="single"/>
-          </w:rPr>
-          <w:t>1:6</w:t>
-        </w:r>
-      </w:hyperlink>
+      <w:r>
+        <w:rPr>
+          <w:lang w:val="hi_IN" w:bidi="hi_IN"/>
+        </w:rPr>
+        <w:t>1:6</w:t>
+      </w:r>
       <w:r>
         <w:rPr>
           <w:lang w:val="hi_IN" w:bidi="hi_IN"/>
@@ -19711,54 +19675,36 @@
         </w:rPr>
         <w:t xml:space="preserve">शब्द का उपयोग कर रहे हैं, जिसका मतलब किसी के सम्बन्ध में कार्रवाई करना है। </w:t>
       </w:r>
-      <w:hyperlink r:id="rId18">
-        <w:r>
-          <w:rPr>
-            <w:lang w:val="hi_IN" w:bidi="hi_IN"/>
-          </w:rPr>
-          <w:rPr>
-            <w:color w:val="0000EE"/>
-            <w:u w:val="single"/>
-          </w:rPr>
-          <w:t>1:8</w:t>
-        </w:r>
-      </w:hyperlink>
+      <w:r>
+        <w:rPr>
+          <w:lang w:val="hi_IN" w:bidi="hi_IN"/>
+        </w:rPr>
+        <w:t>1:8</w:t>
+      </w:r>
       <w:r>
         <w:rPr>
           <w:lang w:val="hi_IN" w:bidi="hi_IN"/>
         </w:rPr>
         <w:t xml:space="preserve">, </w:t>
       </w:r>
-      <w:hyperlink r:id="rId19">
-        <w:r>
-          <w:rPr>
-            <w:lang w:val="hi_IN" w:bidi="hi_IN"/>
-          </w:rPr>
-          <w:rPr>
-            <w:color w:val="0000EE"/>
-            <w:u w:val="single"/>
-          </w:rPr>
-          <w:t>1:9</w:t>
-        </w:r>
-      </w:hyperlink>
+      <w:r>
+        <w:rPr>
+          <w:lang w:val="hi_IN" w:bidi="hi_IN"/>
+        </w:rPr>
+        <w:t>1:9</w:t>
+      </w:r>
       <w:r>
         <w:rPr>
           <w:lang w:val="hi_IN" w:bidi="hi_IN"/>
         </w:rPr>
         <w:t xml:space="preserve">, और </w:t>
       </w:r>
-      <w:hyperlink r:id="rId20">
-        <w:r>
-          <w:rPr>
-            <w:lang w:val="hi_IN" w:bidi="hi_IN"/>
-          </w:rPr>
-          <w:rPr>
-            <w:color w:val="0000EE"/>
-            <w:u w:val="single"/>
-          </w:rPr>
-          <w:t>1:12</w:t>
-        </w:r>
-      </w:hyperlink>
+      <w:r>
+        <w:rPr>
+          <w:lang w:val="hi_IN" w:bidi="hi_IN"/>
+        </w:rPr>
+        <w:t>1:12</w:t>
+      </w:r>
       <w:r>
         <w:rPr>
           <w:lang w:val="hi_IN" w:bidi="hi_IN"/>
@@ -19888,18 +19834,12 @@
         </w:rPr>
         <w:t xml:space="preserve">” वाक्यांश से संकेत मिलता है। देखें कि आपने </w:t>
       </w:r>
-      <w:hyperlink r:id="rId21">
-        <w:r>
-          <w:rPr>
-            <w:lang w:val="hi_IN" w:bidi="hi_IN"/>
-          </w:rPr>
-          <w:rPr>
-            <w:color w:val="0000EE"/>
-            <w:u w:val="single"/>
-          </w:rPr>
-          <w:t>1:2</w:t>
-        </w:r>
-      </w:hyperlink>
+      <w:r>
+        <w:rPr>
+          <w:lang w:val="hi_IN" w:bidi="hi_IN"/>
+        </w:rPr>
+        <w:t>1:2</w:t>
+      </w:r>
       <w:r>
         <w:rPr>
           <w:lang w:val="hi_IN" w:bidi="hi_IN"/>
@@ -19918,18 +19858,12 @@
         </w:rPr>
         <w:t xml:space="preserve">" वाक्यांश का अनुवाद कैसे किया। यदि आपने वहाँ उद्धरण की शुरुआत के लिए इसका उपयोग किया था, तो आप यहाँ उद्धरण की शुरुआत के लिए </w:t>
       </w:r>
-      <w:hyperlink r:id="rId22">
-        <w:r>
-          <w:rPr>
-            <w:lang w:val="hi_IN" w:bidi="hi_IN"/>
-          </w:rPr>
-          <w:rPr>
-            <w:color w:val="0000EE"/>
-            <w:u w:val="single"/>
-          </w:rPr>
-          <w:t>2:9</w:t>
-        </w:r>
-      </w:hyperlink>
+      <w:r>
+        <w:rPr>
+          <w:lang w:val="hi_IN" w:bidi="hi_IN"/>
+        </w:rPr>
+        <w:t>2:9</w:t>
+      </w:r>
       <w:r>
         <w:rPr>
           <w:lang w:val="hi_IN" w:bidi="hi_IN"/>
@@ -20840,18 +20774,12 @@
         </w:rPr>
         <w:t xml:space="preserve"> पूरी तरह से नष्ट हो गए थे (देखें </w:t>
       </w:r>
-      <w:hyperlink r:id="rId23">
-        <w:r>
-          <w:rPr>
-            <w:lang w:val="hi_IN" w:bidi="hi_IN"/>
-          </w:rPr>
-          <w:rPr>
-            <w:color w:val="0000EE"/>
-            <w:u w:val="single"/>
-          </w:rPr>
-          <w:t>उत 19:1–29</w:t>
-        </w:r>
-      </w:hyperlink>
+      <w:r>
+        <w:rPr>
+          <w:lang w:val="hi_IN" w:bidi="hi_IN"/>
+        </w:rPr>
+        <w:t>उत 19:1–29</w:t>
+      </w:r>
       <w:r>
         <w:rPr>
           <w:lang w:val="hi_IN" w:bidi="hi_IN"/>
@@ -21773,18 +21701,12 @@
         </w:rPr>
         <w:t xml:space="preserve">देखें कि आपने </w:t>
       </w:r>
-      <w:hyperlink r:id="rId24">
-        <w:r>
-          <w:rPr>
-            <w:lang w:val="hi_IN" w:bidi="hi_IN"/>
-          </w:rPr>
-          <w:rPr>
-            <w:color w:val="0000EE"/>
-            <w:u w:val="single"/>
-          </w:rPr>
-          <w:t>2:8</w:t>
-        </w:r>
-      </w:hyperlink>
+      <w:r>
+        <w:rPr>
+          <w:lang w:val="hi_IN" w:bidi="hi_IN"/>
+        </w:rPr>
+        <w:t>2:8</w:t>
+      </w:r>
       <w:r>
         <w:rPr>
           <w:lang w:val="hi_IN" w:bidi="hi_IN"/>
@@ -23164,18 +23086,12 @@
         </w:rPr>
         <w:t xml:space="preserve">” वाक्यांश का </w:t>
       </w:r>
-      <w:hyperlink r:id="rId25">
-        <w:r>
-          <w:rPr>
-            <w:lang w:val="hi_IN" w:bidi="hi_IN"/>
-          </w:rPr>
-          <w:rPr>
-            <w:color w:val="0000EE"/>
-            <w:u w:val="single"/>
-          </w:rPr>
-          <w:t>1:4</w:t>
-        </w:r>
-      </w:hyperlink>
+      <w:r>
+        <w:rPr>
+          <w:lang w:val="hi_IN" w:bidi="hi_IN"/>
+        </w:rPr>
+        <w:t>1:4</w:t>
+      </w:r>
       <w:r>
         <w:rPr>
           <w:lang w:val="hi_IN" w:bidi="hi_IN"/>
@@ -26181,18 +26097,12 @@
         </w:rPr>
         <w:t xml:space="preserve">मूल भाषा में यहाँ राजकुमारों शब्द उपयोग हुआ है जबकि हिन्दी अनुवाद में यहाँ हाकिम शब्द उपयोग हुआ है। </w:t>
       </w:r>
-      <w:hyperlink r:id="rId18">
-        <w:r>
-          <w:rPr>
-            <w:lang w:val="hi_IN" w:bidi="hi_IN"/>
-          </w:rPr>
-          <w:rPr>
-            <w:color w:val="0000EE"/>
-            <w:u w:val="single"/>
-          </w:rPr>
-          <w:t>1:8</w:t>
-        </w:r>
-      </w:hyperlink>
+      <w:r>
+        <w:rPr>
+          <w:lang w:val="hi_IN" w:bidi="hi_IN"/>
+        </w:rPr>
+        <w:t>1:8</w:t>
+      </w:r>
       <w:r>
         <w:rPr>
           <w:lang w:val="hi_IN" w:bidi="hi_IN"/>
@@ -28751,18 +28661,12 @@
           <w:lang w:val="hi_IN" w:bidi="hi_IN"/>
         </w:rPr>
       </w:r>
-      <w:hyperlink r:id="rId26">
-        <w:r>
-          <w:rPr>
-            <w:lang w:val="hi_IN" w:bidi="hi_IN"/>
-          </w:rPr>
-          <w:rPr>
-            <w:color w:val="0000EE"/>
-            <w:u w:val="single"/>
-          </w:rPr>
-          <w:t>1:3</w:t>
-        </w:r>
-      </w:hyperlink>
+      <w:r>
+        <w:rPr>
+          <w:lang w:val="hi_IN" w:bidi="hi_IN"/>
+        </w:rPr>
+        <w:t>1:3</w:t>
+      </w:r>
       <w:r>
         <w:rPr>
           <w:lang w:val="hi_IN" w:bidi="hi_IN"/>
@@ -28983,18 +28887,12 @@
           <w:lang w:val="hi_IN" w:bidi="hi_IN"/>
         </w:rPr>
       </w:r>
-      <w:hyperlink r:id="rId27">
-        <w:r>
-          <w:rPr>
-            <w:lang w:val="hi_IN" w:bidi="hi_IN"/>
-          </w:rPr>
-          <w:rPr>
-            <w:color w:val="0000EE"/>
-            <w:u w:val="single"/>
-          </w:rPr>
-          <w:t>1:16</w:t>
-        </w:r>
-      </w:hyperlink>
+      <w:r>
+        <w:rPr>
+          <w:lang w:val="hi_IN" w:bidi="hi_IN"/>
+        </w:rPr>
+        <w:t>1:16</w:t>
+      </w:r>
       <w:r>
         <w:rPr>
           <w:lang w:val="hi_IN" w:bidi="hi_IN"/>
@@ -29607,18 +29505,12 @@
         </w:rPr>
         <w:t xml:space="preserve">कर सकती है। वास्तव में, वह यरूशलेम में रहने वाले लोगों से और उनके बारे में बात कर रहे हैं। यदि आपकी भाषा में यह सहायक हो, तो आप अर्थ को स्पष्ट रूप से बता सकते हैं। </w:t>
       </w:r>
-      <w:hyperlink r:id="rId28">
-        <w:r>
-          <w:rPr>
-            <w:lang w:val="hi_IN" w:bidi="hi_IN"/>
-          </w:rPr>
-          <w:rPr>
-            <w:color w:val="0000EE"/>
-            <w:u w:val="single"/>
-          </w:rPr>
-          <w:t>3:1–5</w:t>
-        </w:r>
-      </w:hyperlink>
+      <w:r>
+        <w:rPr>
+          <w:lang w:val="hi_IN" w:bidi="hi_IN"/>
+        </w:rPr>
+        <w:t>3:1–5</w:t>
+      </w:r>
       <w:r>
         <w:rPr>
           <w:lang w:val="hi_IN" w:bidi="hi_IN"/>
@@ -29730,18 +29622,12 @@
           <w:lang w:val="hi_IN" w:bidi="hi_IN"/>
         </w:rPr>
       </w:r>
-      <w:hyperlink r:id="rId18">
-        <w:r>
-          <w:rPr>
-            <w:lang w:val="hi_IN" w:bidi="hi_IN"/>
-          </w:rPr>
-          <w:rPr>
-            <w:color w:val="0000EE"/>
-            <w:u w:val="single"/>
-          </w:rPr>
-          <w:t>1:8</w:t>
-        </w:r>
-      </w:hyperlink>
+      <w:r>
+        <w:rPr>
+          <w:lang w:val="hi_IN" w:bidi="hi_IN"/>
+        </w:rPr>
+        <w:t>1:8</w:t>
+      </w:r>
       <w:r>
         <w:rPr>
           <w:lang w:val="hi_IN" w:bidi="hi_IN"/>
@@ -30112,72 +29998,48 @@
           <w:lang w:val="hi_IN" w:bidi="hi_IN"/>
         </w:rPr>
       </w:r>
-      <w:hyperlink r:id="rId21">
-        <w:r>
-          <w:rPr>
-            <w:lang w:val="hi_IN" w:bidi="hi_IN"/>
-          </w:rPr>
-          <w:rPr>
-            <w:color w:val="0000EE"/>
-            <w:u w:val="single"/>
-          </w:rPr>
-          <w:t>1:2</w:t>
-        </w:r>
-      </w:hyperlink>
+      <w:r>
+        <w:rPr>
+          <w:lang w:val="hi_IN" w:bidi="hi_IN"/>
+        </w:rPr>
+        <w:t>1:2</w:t>
+      </w:r>
       <w:r>
         <w:rPr>
           <w:lang w:val="hi_IN" w:bidi="hi_IN"/>
         </w:rPr>
         <w:t xml:space="preserve">, </w:t>
       </w:r>
-      <w:hyperlink r:id="rId26">
-        <w:r>
-          <w:rPr>
-            <w:lang w:val="hi_IN" w:bidi="hi_IN"/>
-          </w:rPr>
-          <w:rPr>
-            <w:color w:val="0000EE"/>
-            <w:u w:val="single"/>
-          </w:rPr>
-          <w:t>1:3</w:t>
-        </w:r>
-      </w:hyperlink>
+      <w:r>
+        <w:rPr>
+          <w:lang w:val="hi_IN" w:bidi="hi_IN"/>
+        </w:rPr>
+        <w:t>1:3</w:t>
+      </w:r>
       <w:r>
         <w:rPr>
           <w:lang w:val="hi_IN" w:bidi="hi_IN"/>
         </w:rPr>
         <w:t xml:space="preserve">, </w:t>
       </w:r>
-      <w:hyperlink r:id="rId29">
-        <w:r>
-          <w:rPr>
-            <w:lang w:val="hi_IN" w:bidi="hi_IN"/>
-          </w:rPr>
-          <w:rPr>
-            <w:color w:val="0000EE"/>
-            <w:u w:val="single"/>
-          </w:rPr>
-          <w:t>1:10</w:t>
-        </w:r>
-      </w:hyperlink>
+      <w:r>
+        <w:rPr>
+          <w:lang w:val="hi_IN" w:bidi="hi_IN"/>
+        </w:rPr>
+        <w:t>1:10</w:t>
+      </w:r>
       <w:r>
         <w:rPr>
           <w:lang w:val="hi_IN" w:bidi="hi_IN"/>
         </w:rPr>
         <w:t xml:space="preserve">, और </w:t>
       </w:r>
-      <w:hyperlink r:id="rId22">
-        <w:r>
-          <w:rPr>
-            <w:lang w:val="hi_IN" w:bidi="hi_IN"/>
-          </w:rPr>
-          <w:rPr>
-            <w:color w:val="0000EE"/>
-            <w:u w:val="single"/>
-          </w:rPr>
-          <w:t>2:9</w:t>
-        </w:r>
-      </w:hyperlink>
+      <w:r>
+        <w:rPr>
+          <w:lang w:val="hi_IN" w:bidi="hi_IN"/>
+        </w:rPr>
+        <w:t>2:9</w:t>
+      </w:r>
       <w:r>
         <w:rPr>
           <w:lang w:val="hi_IN" w:bidi="hi_IN"/>
@@ -30399,18 +30261,12 @@
         </w:rPr>
         <w:t xml:space="preserve">" जिन्हें सपन्याह </w:t>
       </w:r>
-      <w:hyperlink r:id="rId30">
-        <w:r>
-          <w:rPr>
-            <w:lang w:val="hi_IN" w:bidi="hi_IN"/>
-          </w:rPr>
-          <w:rPr>
-            <w:color w:val="0000EE"/>
-            <w:u w:val="single"/>
-          </w:rPr>
-          <w:t>2:3</w:t>
-        </w:r>
-      </w:hyperlink>
+      <w:r>
+        <w:rPr>
+          <w:lang w:val="hi_IN" w:bidi="hi_IN"/>
+        </w:rPr>
+        <w:t>2:3</w:t>
+      </w:r>
       <w:r>
         <w:rPr>
           <w:lang w:val="hi_IN" w:bidi="hi_IN"/>
@@ -30716,18 +30572,12 @@
         </w:rPr>
         <w:t xml:space="preserve"> (</w:t>
       </w:r>
-      <w:hyperlink r:id="rId31">
-        <w:r>
-          <w:rPr>
-            <w:lang w:val="hi_IN" w:bidi="hi_IN"/>
-          </w:rPr>
-          <w:rPr>
-            <w:color w:val="0000EE"/>
-            <w:u w:val="single"/>
-          </w:rPr>
-          <w:t>3:3</w:t>
-        </w:r>
-      </w:hyperlink>
+      <w:r>
+        <w:rPr>
+          <w:lang w:val="hi_IN" w:bidi="hi_IN"/>
+        </w:rPr>
+        <w:t>3:3</w:t>
+      </w:r>
       <w:r>
         <w:rPr>
           <w:lang w:val="hi_IN" w:bidi="hi_IN"/>
@@ -31201,18 +31051,12 @@
         </w:rPr>
         <w:t xml:space="preserve"> का एक और वर्णन है। </w:t>
       </w:r>
-      <w:hyperlink r:id="rId32">
-        <w:r>
-          <w:rPr>
-            <w:lang w:val="hi_IN" w:bidi="hi_IN"/>
-          </w:rPr>
-          <w:rPr>
-            <w:color w:val="0000EE"/>
-            <w:u w:val="single"/>
-          </w:rPr>
-          <w:t>2:2</w:t>
-        </w:r>
-      </w:hyperlink>
+      <w:r>
+        <w:rPr>
+          <w:lang w:val="hi_IN" w:bidi="hi_IN"/>
+        </w:rPr>
+        <w:t>2:2</w:t>
+      </w:r>
       <w:r>
         <w:rPr>
           <w:lang w:val="hi_IN" w:bidi="hi_IN"/>
@@ -31316,18 +31160,12 @@
         </w:rPr>
         <w:t xml:space="preserve">देखें कि आपने </w:t>
       </w:r>
-      <w:hyperlink r:id="rId17">
-        <w:r>
-          <w:rPr>
-            <w:lang w:val="hi_IN" w:bidi="hi_IN"/>
-          </w:rPr>
-          <w:rPr>
-            <w:color w:val="0000EE"/>
-            <w:u w:val="single"/>
-          </w:rPr>
-          <w:t>1:18</w:t>
-        </w:r>
-      </w:hyperlink>
+      <w:r>
+        <w:rPr>
+          <w:lang w:val="hi_IN" w:bidi="hi_IN"/>
+        </w:rPr>
+        <w:t>1:18</w:t>
+      </w:r>
       <w:r>
         <w:rPr>
           <w:lang w:val="hi_IN" w:bidi="hi_IN"/>
@@ -32608,18 +32446,12 @@
         </w:rPr>
         <w:t xml:space="preserve"> शब्द एकवचन हैं क्योंकि यहोवा यरूशलेम नगर से ऐसे बात कर रहे हैं जैसे वह एक व्यक्ति हो, जैसा कि उन्होंने </w:t>
       </w:r>
-      <w:hyperlink r:id="rId33">
-        <w:r>
-          <w:rPr>
-            <w:lang w:val="hi_IN" w:bidi="hi_IN"/>
-          </w:rPr>
-          <w:rPr>
-            <w:color w:val="0000EE"/>
-            <w:u w:val="single"/>
-          </w:rPr>
-          <w:t>3:7</w:t>
-        </w:r>
-      </w:hyperlink>
+      <w:r>
+        <w:rPr>
+          <w:lang w:val="hi_IN" w:bidi="hi_IN"/>
+        </w:rPr>
+        <w:t>3:7</w:t>
+      </w:r>
       <w:r>
         <w:rPr>
           <w:lang w:val="hi_IN" w:bidi="hi_IN"/>
@@ -34493,18 +34325,12 @@
           <w:lang w:val="hi_IN" w:bidi="hi_IN"/>
         </w:rPr>
       </w:r>
-      <w:hyperlink r:id="rId34">
-        <w:r>
-          <w:rPr>
-            <w:lang w:val="hi_IN" w:bidi="hi_IN"/>
-          </w:rPr>
-          <w:rPr>
-            <w:color w:val="0000EE"/>
-            <w:u w:val="single"/>
-          </w:rPr>
-          <w:t>3:10</w:t>
-        </w:r>
-      </w:hyperlink>
+      <w:r>
+        <w:rPr>
+          <w:lang w:val="hi_IN" w:bidi="hi_IN"/>
+        </w:rPr>
+        <w:t>3:10</w:t>
+      </w:r>
       <w:r>
         <w:rPr>
           <w:lang w:val="hi_IN" w:bidi="hi_IN"/>
